--- a/Knowledge/3-Work knowledge/1-Software Engineering/1-Software Engineering Fundamentals/5-My Source/4-Networks Devices/13-Cables.docx
+++ b/Knowledge/3-Work knowledge/1-Software Engineering/1-Software Engineering Fundamentals/5-My Source/4-Networks Devices/13-Cables.docx
@@ -4,80 +4,39 @@
   <w:body>
     <w:p>
       <w:pPr>
-        <w:keepNext/>
-        <w:keepLines/>
-        <w:spacing w:before="360" w:after="80" w:line="276" w:lineRule="auto"/>
-        <w:outlineLvl w:val="0"/>
-        <w:rPr>
-          <w:rFonts w:asciiTheme="majorHAnsi" w:eastAsiaTheme="majorEastAsia" w:hAnsiTheme="majorHAnsi" w:cstheme="majorBidi"/>
-          <w:color w:val="2F5496" w:themeColor="accent1" w:themeShade="BF"/>
-          <w:kern w:val="0"/>
-          <w:sz w:val="40"/>
-          <w:szCs w:val="40"/>
-          <w:lang w:val="en"/>
-          <w14:ligatures w14:val="none"/>
+        <w:pStyle w:val="Heading1"/>
+        <w:rPr>
+          <w:lang w:val="en"/>
         </w:rPr>
       </w:pPr>
       <w:bookmarkStart w:id="0" w:name="_a8ddk9u22t3c" w:colFirst="0" w:colLast="0"/>
       <w:bookmarkEnd w:id="0"/>
       <w:r>
         <w:rPr>
-          <w:rFonts w:asciiTheme="majorHAnsi" w:eastAsiaTheme="majorEastAsia" w:hAnsiTheme="majorHAnsi" w:cstheme="majorBidi"/>
-          <w:color w:val="2F5496" w:themeColor="accent1" w:themeShade="BF"/>
-          <w:kern w:val="0"/>
-          <w:sz w:val="40"/>
-          <w:szCs w:val="40"/>
-          <w:lang w:val="en"/>
-          <w14:ligatures w14:val="none"/>
+          <w:lang w:val="en"/>
         </w:rPr>
         <w:t>Cables</w:t>
       </w:r>
     </w:p>
     <w:p>
       <w:pPr>
-        <w:keepNext/>
-        <w:keepLines/>
-        <w:spacing w:before="160" w:after="80" w:line="276" w:lineRule="auto"/>
-        <w:outlineLvl w:val="1"/>
-        <w:rPr>
-          <w:rFonts w:asciiTheme="majorHAnsi" w:eastAsiaTheme="majorEastAsia" w:hAnsiTheme="majorHAnsi" w:cstheme="majorBidi"/>
-          <w:b/>
-          <w:bCs/>
-          <w:color w:val="000000"/>
-          <w:kern w:val="0"/>
-          <w:sz w:val="26"/>
-          <w:szCs w:val="26"/>
-          <w:lang w:val="en"/>
-          <w14:ligatures w14:val="none"/>
+        <w:pStyle w:val="Heading2"/>
+        <w:rPr>
+          <w:lang w:val="en"/>
         </w:rPr>
       </w:pPr>
       <w:bookmarkStart w:id="1" w:name="_yr2wtresmro1" w:colFirst="0" w:colLast="0"/>
       <w:bookmarkEnd w:id="1"/>
       <w:r>
         <w:rPr>
-          <w:rFonts w:ascii="Segoe UI Emoji" w:eastAsiaTheme="majorEastAsia" w:hAnsi="Segoe UI Emoji" w:cs="Segoe UI Emoji"/>
-          <w:b/>
-          <w:bCs/>
-          <w:color w:val="000000"/>
-          <w:kern w:val="0"/>
-          <w:sz w:val="26"/>
-          <w:szCs w:val="26"/>
-          <w:lang w:val="en"/>
-          <w14:ligatures w14:val="none"/>
+          <w:rFonts w:ascii="Segoe UI Emoji" w:hAnsi="Segoe UI Emoji" w:cs="Segoe UI Emoji"/>
+          <w:lang w:val="en"/>
         </w:rPr>
         <w:t>🔌</w:t>
       </w:r>
       <w:r>
         <w:rPr>
-          <w:rFonts w:asciiTheme="majorHAnsi" w:eastAsiaTheme="majorEastAsia" w:hAnsiTheme="majorHAnsi" w:cstheme="majorBidi"/>
-          <w:b/>
-          <w:bCs/>
-          <w:color w:val="000000"/>
-          <w:kern w:val="0"/>
-          <w:sz w:val="26"/>
-          <w:szCs w:val="26"/>
-          <w:lang w:val="en"/>
-          <w14:ligatures w14:val="none"/>
+          <w:lang w:val="en"/>
         </w:rPr>
         <w:t xml:space="preserve"> What Are Cables in Networking?</w:t>
       </w:r>
@@ -119,6 +78,7 @@
         </w:rPr>
         <w:t xml:space="preserve">: </w:t>
       </w:r>
+      <w:proofErr w:type="spellStart"/>
       <w:r>
         <w:rPr>
           <w:rFonts w:ascii="Arial" w:eastAsia="Arial" w:hAnsi="Arial" w:cs="Arial"/>
@@ -130,7 +90,21 @@
           <w:lang w:val="en"/>
           <w14:ligatures w14:val="none"/>
         </w:rPr>
-        <w:t>Chatgpt (GPT</w:t>
+        <w:t>Chatgpt</w:t>
+      </w:r>
+      <w:proofErr w:type="spellEnd"/>
+      <w:r>
+        <w:rPr>
+          <w:rFonts w:ascii="Arial" w:eastAsia="Arial" w:hAnsi="Arial" w:cs="Arial"/>
+          <w:b/>
+          <w:kern w:val="0"/>
+          <w:sz w:val="22"/>
+          <w:szCs w:val="22"/>
+          <w:highlight w:val="darkGray"/>
+          <w:lang w:val="en"/>
+          <w14:ligatures w14:val="none"/>
+        </w:rPr>
+        <w:t xml:space="preserve"> (GPT</w:t>
       </w:r>
       <w:r>
         <w:rPr>
@@ -287,49 +261,23 @@
     </w:p>
     <w:p>
       <w:pPr>
-        <w:keepNext/>
-        <w:keepLines/>
-        <w:spacing w:before="160" w:after="80" w:line="276" w:lineRule="auto"/>
-        <w:outlineLvl w:val="1"/>
-        <w:rPr>
-          <w:rFonts w:asciiTheme="majorHAnsi" w:eastAsiaTheme="majorEastAsia" w:hAnsiTheme="majorHAnsi" w:cstheme="majorBidi"/>
-          <w:b/>
-          <w:bCs/>
-          <w:color w:val="000000"/>
-          <w:kern w:val="0"/>
-          <w:sz w:val="26"/>
-          <w:szCs w:val="26"/>
-          <w:lang w:val="en"/>
-          <w14:ligatures w14:val="none"/>
+        <w:pStyle w:val="Heading2"/>
+        <w:rPr>
+          <w:lang w:val="en"/>
         </w:rPr>
       </w:pPr>
       <w:bookmarkStart w:id="2" w:name="_5k67ea134li8" w:colFirst="0" w:colLast="0"/>
       <w:bookmarkEnd w:id="2"/>
       <w:r>
         <w:rPr>
-          <w:rFonts w:ascii="Segoe UI Emoji" w:eastAsiaTheme="majorEastAsia" w:hAnsi="Segoe UI Emoji" w:cs="Segoe UI Emoji"/>
-          <w:b/>
-          <w:bCs/>
-          <w:color w:val="000000"/>
-          <w:kern w:val="0"/>
-          <w:sz w:val="26"/>
-          <w:szCs w:val="26"/>
-          <w:lang w:val="en"/>
-          <w14:ligatures w14:val="none"/>
+          <w:rFonts w:ascii="Segoe UI Emoji" w:hAnsi="Segoe UI Emoji" w:cs="Segoe UI Emoji"/>
+          <w:lang w:val="en"/>
         </w:rPr>
         <w:t>🧠</w:t>
       </w:r>
       <w:r>
         <w:rPr>
-          <w:rFonts w:asciiTheme="majorHAnsi" w:eastAsiaTheme="majorEastAsia" w:hAnsiTheme="majorHAnsi" w:cstheme="majorBidi"/>
-          <w:b/>
-          <w:bCs/>
-          <w:color w:val="000000"/>
-          <w:kern w:val="0"/>
-          <w:sz w:val="26"/>
-          <w:szCs w:val="26"/>
-          <w:lang w:val="en"/>
-          <w14:ligatures w14:val="none"/>
+          <w:lang w:val="en"/>
         </w:rPr>
         <w:t xml:space="preserve"> Key Purpose:</w:t>
       </w:r>
@@ -371,6 +319,7 @@
         </w:rPr>
         <w:t xml:space="preserve">: </w:t>
       </w:r>
+      <w:proofErr w:type="spellStart"/>
       <w:r>
         <w:rPr>
           <w:rFonts w:ascii="Arial" w:eastAsia="Arial" w:hAnsi="Arial" w:cs="Arial"/>
@@ -382,7 +331,21 @@
           <w:lang w:val="en"/>
           <w14:ligatures w14:val="none"/>
         </w:rPr>
-        <w:t>Chatgpt (GPT</w:t>
+        <w:t>Chatgpt</w:t>
+      </w:r>
+      <w:proofErr w:type="spellEnd"/>
+      <w:r>
+        <w:rPr>
+          <w:rFonts w:ascii="Arial" w:eastAsia="Arial" w:hAnsi="Arial" w:cs="Arial"/>
+          <w:b/>
+          <w:kern w:val="0"/>
+          <w:sz w:val="22"/>
+          <w:szCs w:val="22"/>
+          <w:highlight w:val="darkGray"/>
+          <w:lang w:val="en"/>
+          <w14:ligatures w14:val="none"/>
+        </w:rPr>
+        <w:t xml:space="preserve"> (GPT</w:t>
       </w:r>
       <w:r>
         <w:rPr>
@@ -506,49 +469,23 @@
     </w:p>
     <w:p>
       <w:pPr>
-        <w:keepNext/>
-        <w:keepLines/>
-        <w:spacing w:before="160" w:after="80" w:line="276" w:lineRule="auto"/>
-        <w:outlineLvl w:val="1"/>
-        <w:rPr>
-          <w:rFonts w:asciiTheme="majorHAnsi" w:eastAsiaTheme="majorEastAsia" w:hAnsiTheme="majorHAnsi" w:cstheme="majorBidi"/>
-          <w:b/>
-          <w:bCs/>
-          <w:color w:val="000000"/>
-          <w:kern w:val="0"/>
-          <w:sz w:val="26"/>
-          <w:szCs w:val="26"/>
-          <w:lang w:val="en"/>
-          <w14:ligatures w14:val="none"/>
+        <w:pStyle w:val="Heading2"/>
+        <w:rPr>
+          <w:lang w:val="en"/>
         </w:rPr>
       </w:pPr>
       <w:bookmarkStart w:id="3" w:name="_hoc9i22pl7n6" w:colFirst="0" w:colLast="0"/>
       <w:bookmarkEnd w:id="3"/>
       <w:r>
         <w:rPr>
-          <w:rFonts w:ascii="Segoe UI Emoji" w:eastAsiaTheme="majorEastAsia" w:hAnsi="Segoe UI Emoji" w:cs="Segoe UI Emoji"/>
-          <w:b/>
-          <w:bCs/>
-          <w:color w:val="000000"/>
-          <w:kern w:val="0"/>
-          <w:sz w:val="26"/>
-          <w:szCs w:val="26"/>
-          <w:lang w:val="en"/>
-          <w14:ligatures w14:val="none"/>
+          <w:rFonts w:ascii="Segoe UI Emoji" w:hAnsi="Segoe UI Emoji" w:cs="Segoe UI Emoji"/>
+          <w:lang w:val="en"/>
         </w:rPr>
         <w:t>🧾</w:t>
       </w:r>
       <w:r>
         <w:rPr>
-          <w:rFonts w:asciiTheme="majorHAnsi" w:eastAsiaTheme="majorEastAsia" w:hAnsiTheme="majorHAnsi" w:cstheme="majorBidi"/>
-          <w:b/>
-          <w:bCs/>
-          <w:color w:val="000000"/>
-          <w:kern w:val="0"/>
-          <w:sz w:val="26"/>
-          <w:szCs w:val="26"/>
-          <w:lang w:val="en"/>
-          <w14:ligatures w14:val="none"/>
+          <w:lang w:val="en"/>
         </w:rPr>
         <w:t xml:space="preserve"> Common Types of Network Cables:</w:t>
       </w:r>
@@ -593,6 +530,7 @@
         </w:rPr>
         <w:t xml:space="preserve">: </w:t>
       </w:r>
+      <w:proofErr w:type="spellStart"/>
       <w:r>
         <w:rPr>
           <w:rFonts w:ascii="Arial" w:eastAsia="Arial" w:hAnsi="Arial" w:cs="Arial"/>
@@ -604,7 +542,21 @@
           <w:lang w:val="en"/>
           <w14:ligatures w14:val="none"/>
         </w:rPr>
-        <w:t>Chatgpt (GPT</w:t>
+        <w:t>Chatgpt</w:t>
+      </w:r>
+      <w:proofErr w:type="spellEnd"/>
+      <w:r>
+        <w:rPr>
+          <w:rFonts w:ascii="Arial" w:eastAsia="Arial" w:hAnsi="Arial" w:cs="Arial"/>
+          <w:b/>
+          <w:kern w:val="0"/>
+          <w:sz w:val="22"/>
+          <w:szCs w:val="22"/>
+          <w:highlight w:val="darkGray"/>
+          <w:lang w:val="en"/>
+          <w14:ligatures w14:val="none"/>
+        </w:rPr>
+        <w:t xml:space="preserve"> (GPT</w:t>
       </w:r>
       <w:r>
         <w:rPr>
@@ -766,6 +718,7 @@
                 <w:lang w:val="en"/>
                 <w14:ligatures w14:val="none"/>
               </w:rPr>
+              <w:lastRenderedPageBreak/>
               <w:t>Cable Type</w:t>
             </w:r>
           </w:p>
@@ -1364,49 +1317,23 @@
     </w:p>
     <w:p>
       <w:pPr>
-        <w:keepNext/>
-        <w:keepLines/>
-        <w:spacing w:before="160" w:after="80" w:line="276" w:lineRule="auto"/>
-        <w:outlineLvl w:val="1"/>
-        <w:rPr>
-          <w:rFonts w:asciiTheme="majorHAnsi" w:eastAsiaTheme="majorEastAsia" w:hAnsiTheme="majorHAnsi" w:cstheme="majorBidi"/>
-          <w:b/>
-          <w:bCs/>
-          <w:color w:val="000000"/>
-          <w:kern w:val="0"/>
-          <w:sz w:val="26"/>
-          <w:szCs w:val="26"/>
-          <w:lang w:val="en"/>
-          <w14:ligatures w14:val="none"/>
+        <w:pStyle w:val="Heading2"/>
+        <w:rPr>
+          <w:lang w:val="en"/>
         </w:rPr>
       </w:pPr>
       <w:bookmarkStart w:id="4" w:name="_r5w0yttewknq" w:colFirst="0" w:colLast="0"/>
       <w:bookmarkEnd w:id="4"/>
       <w:r>
         <w:rPr>
-          <w:rFonts w:ascii="Segoe UI Emoji" w:eastAsiaTheme="majorEastAsia" w:hAnsi="Segoe UI Emoji" w:cs="Segoe UI Emoji"/>
-          <w:b/>
-          <w:bCs/>
-          <w:color w:val="000000"/>
-          <w:kern w:val="0"/>
-          <w:sz w:val="26"/>
-          <w:szCs w:val="26"/>
-          <w:lang w:val="en"/>
-          <w14:ligatures w14:val="none"/>
+          <w:rFonts w:ascii="Segoe UI Emoji" w:hAnsi="Segoe UI Emoji" w:cs="Segoe UI Emoji"/>
+          <w:lang w:val="en"/>
         </w:rPr>
         <w:t>📡</w:t>
       </w:r>
       <w:r>
         <w:rPr>
-          <w:rFonts w:asciiTheme="majorHAnsi" w:eastAsiaTheme="majorEastAsia" w:hAnsiTheme="majorHAnsi" w:cstheme="majorBidi"/>
-          <w:b/>
-          <w:bCs/>
-          <w:color w:val="000000"/>
-          <w:kern w:val="0"/>
-          <w:sz w:val="26"/>
-          <w:szCs w:val="26"/>
-          <w:lang w:val="en"/>
-          <w14:ligatures w14:val="none"/>
+          <w:lang w:val="en"/>
         </w:rPr>
         <w:t xml:space="preserve"> Cable Function Examples</w:t>
       </w:r>
@@ -1451,6 +1378,7 @@
         </w:rPr>
         <w:t xml:space="preserve">: </w:t>
       </w:r>
+      <w:proofErr w:type="spellStart"/>
       <w:r>
         <w:rPr>
           <w:rFonts w:ascii="Arial" w:eastAsia="Arial" w:hAnsi="Arial" w:cs="Arial"/>
@@ -1462,7 +1390,21 @@
           <w:lang w:val="en"/>
           <w14:ligatures w14:val="none"/>
         </w:rPr>
-        <w:t>Chatgpt (GPT</w:t>
+        <w:t>Chatgpt</w:t>
+      </w:r>
+      <w:proofErr w:type="spellEnd"/>
+      <w:r>
+        <w:rPr>
+          <w:rFonts w:ascii="Arial" w:eastAsia="Arial" w:hAnsi="Arial" w:cs="Arial"/>
+          <w:b/>
+          <w:kern w:val="0"/>
+          <w:sz w:val="22"/>
+          <w:szCs w:val="22"/>
+          <w:highlight w:val="darkGray"/>
+          <w:lang w:val="en"/>
+          <w14:ligatures w14:val="none"/>
+        </w:rPr>
+        <w:t xml:space="preserve"> (GPT</w:t>
       </w:r>
       <w:r>
         <w:rPr>
@@ -1797,6 +1739,7 @@
                 <w:lang w:val="en"/>
                 <w14:ligatures w14:val="none"/>
               </w:rPr>
+              <w:lastRenderedPageBreak/>
               <w:t>Internet from ISP to modem</w:t>
             </w:r>
           </w:p>
@@ -2040,20 +1983,9 @@
     </w:p>
     <w:p>
       <w:pPr>
-        <w:keepNext/>
-        <w:keepLines/>
-        <w:spacing w:before="160" w:after="80" w:line="276" w:lineRule="auto"/>
-        <w:outlineLvl w:val="1"/>
-        <w:rPr>
-          <w:rFonts w:asciiTheme="majorHAnsi" w:eastAsiaTheme="majorEastAsia" w:hAnsiTheme="majorHAnsi" w:cstheme="majorBidi"/>
-          <w:b/>
-          <w:bCs/>
-          <w:color w:val="000000"/>
-          <w:kern w:val="0"/>
-          <w:sz w:val="26"/>
-          <w:szCs w:val="26"/>
-          <w:lang w:val="en"/>
-          <w14:ligatures w14:val="none"/>
+        <w:pStyle w:val="Heading2"/>
+        <w:rPr>
+          <w:lang w:val="en"/>
         </w:rPr>
       </w:pPr>
       <w:bookmarkStart w:id="5" w:name="_6sl371qvof58" w:colFirst="0" w:colLast="0"/>
@@ -2061,28 +1993,14 @@
       <w:r>
         <w:rPr>
           <w:rFonts w:ascii="Segoe UI Emoji" w:eastAsia="Arial Unicode MS" w:hAnsi="Segoe UI Emoji" w:cs="Segoe UI Emoji"/>
-          <w:b/>
-          <w:bCs/>
-          <w:color w:val="000000"/>
-          <w:kern w:val="0"/>
-          <w:sz w:val="26"/>
-          <w:szCs w:val="26"/>
-          <w:lang w:val="en"/>
-          <w14:ligatures w14:val="none"/>
+          <w:lang w:val="en"/>
         </w:rPr>
         <w:t>✅</w:t>
       </w:r>
       <w:r>
         <w:rPr>
-          <w:rFonts w:ascii="Arial Unicode MS" w:eastAsia="Arial Unicode MS" w:hAnsi="Arial Unicode MS" w:cs="Arial Unicode MS"/>
-          <w:b/>
-          <w:bCs/>
-          <w:color w:val="000000"/>
-          <w:kern w:val="0"/>
-          <w:sz w:val="26"/>
-          <w:szCs w:val="26"/>
-          <w:lang w:val="en"/>
-          <w14:ligatures w14:val="none"/>
+          <w:rFonts w:eastAsia="Arial Unicode MS"/>
+          <w:lang w:val="en"/>
         </w:rPr>
         <w:t xml:space="preserve"> Advantages of Cabled Networks</w:t>
       </w:r>
@@ -2124,6 +2042,7 @@
         </w:rPr>
         <w:t xml:space="preserve">: </w:t>
       </w:r>
+      <w:proofErr w:type="spellStart"/>
       <w:r>
         <w:rPr>
           <w:rFonts w:ascii="Arial" w:eastAsia="Arial" w:hAnsi="Arial" w:cs="Arial"/>
@@ -2135,7 +2054,21 @@
           <w:lang w:val="en"/>
           <w14:ligatures w14:val="none"/>
         </w:rPr>
-        <w:t>Chatgpt (GPT</w:t>
+        <w:t>Chatgpt</w:t>
+      </w:r>
+      <w:proofErr w:type="spellEnd"/>
+      <w:r>
+        <w:rPr>
+          <w:rFonts w:ascii="Arial" w:eastAsia="Arial" w:hAnsi="Arial" w:cs="Arial"/>
+          <w:b/>
+          <w:kern w:val="0"/>
+          <w:sz w:val="22"/>
+          <w:szCs w:val="22"/>
+          <w:highlight w:val="darkGray"/>
+          <w:lang w:val="en"/>
+          <w14:ligatures w14:val="none"/>
+        </w:rPr>
+        <w:t xml:space="preserve"> (GPT</w:t>
       </w:r>
       <w:r>
         <w:rPr>
@@ -2382,20 +2315,9 @@
     </w:p>
     <w:p>
       <w:pPr>
-        <w:keepNext/>
-        <w:keepLines/>
-        <w:spacing w:before="160" w:after="80" w:line="276" w:lineRule="auto"/>
-        <w:outlineLvl w:val="1"/>
-        <w:rPr>
-          <w:rFonts w:asciiTheme="majorHAnsi" w:eastAsiaTheme="majorEastAsia" w:hAnsiTheme="majorHAnsi" w:cstheme="majorBidi"/>
-          <w:b/>
-          <w:bCs/>
-          <w:color w:val="000000"/>
-          <w:kern w:val="0"/>
-          <w:sz w:val="26"/>
-          <w:szCs w:val="26"/>
-          <w:lang w:val="en"/>
-          <w14:ligatures w14:val="none"/>
+        <w:pStyle w:val="Heading2"/>
+        <w:rPr>
+          <w:lang w:val="en"/>
         </w:rPr>
       </w:pPr>
       <w:bookmarkStart w:id="6" w:name="_v0tyx56s8g4c" w:colFirst="0" w:colLast="0"/>
@@ -2403,28 +2325,14 @@
       <w:r>
         <w:rPr>
           <w:rFonts w:ascii="Segoe UI Emoji" w:eastAsia="Arial Unicode MS" w:hAnsi="Segoe UI Emoji" w:cs="Segoe UI Emoji"/>
-          <w:b/>
-          <w:bCs/>
-          <w:color w:val="000000"/>
-          <w:kern w:val="0"/>
-          <w:sz w:val="26"/>
-          <w:szCs w:val="26"/>
-          <w:lang w:val="en"/>
-          <w14:ligatures w14:val="none"/>
+          <w:lang w:val="en"/>
         </w:rPr>
         <w:t>❌</w:t>
       </w:r>
       <w:r>
         <w:rPr>
-          <w:rFonts w:ascii="Arial Unicode MS" w:eastAsia="Arial Unicode MS" w:hAnsi="Arial Unicode MS" w:cs="Arial Unicode MS"/>
-          <w:b/>
-          <w:bCs/>
-          <w:color w:val="000000"/>
-          <w:kern w:val="0"/>
-          <w:sz w:val="26"/>
-          <w:szCs w:val="26"/>
-          <w:lang w:val="en"/>
-          <w14:ligatures w14:val="none"/>
+          <w:rFonts w:eastAsia="Arial Unicode MS"/>
+          <w:lang w:val="en"/>
         </w:rPr>
         <w:t xml:space="preserve"> Disadvantages</w:t>
       </w:r>
@@ -2466,6 +2374,7 @@
         </w:rPr>
         <w:t xml:space="preserve">: </w:t>
       </w:r>
+      <w:proofErr w:type="spellStart"/>
       <w:r>
         <w:rPr>
           <w:rFonts w:ascii="Arial" w:eastAsia="Arial" w:hAnsi="Arial" w:cs="Arial"/>
@@ -2477,7 +2386,21 @@
           <w:lang w:val="en"/>
           <w14:ligatures w14:val="none"/>
         </w:rPr>
-        <w:t>Chatgpt (GPT</w:t>
+        <w:t>Chatgpt</w:t>
+      </w:r>
+      <w:proofErr w:type="spellEnd"/>
+      <w:r>
+        <w:rPr>
+          <w:rFonts w:ascii="Arial" w:eastAsia="Arial" w:hAnsi="Arial" w:cs="Arial"/>
+          <w:b/>
+          <w:kern w:val="0"/>
+          <w:sz w:val="22"/>
+          <w:szCs w:val="22"/>
+          <w:highlight w:val="darkGray"/>
+          <w:lang w:val="en"/>
+          <w14:ligatures w14:val="none"/>
+        </w:rPr>
+        <w:t xml:space="preserve"> (GPT</w:t>
       </w:r>
       <w:r>
         <w:rPr>
@@ -2716,49 +2639,23 @@
     </w:p>
     <w:p>
       <w:pPr>
-        <w:keepNext/>
-        <w:keepLines/>
-        <w:spacing w:before="160" w:after="80" w:line="276" w:lineRule="auto"/>
-        <w:outlineLvl w:val="1"/>
-        <w:rPr>
-          <w:rFonts w:asciiTheme="majorHAnsi" w:eastAsiaTheme="majorEastAsia" w:hAnsiTheme="majorHAnsi" w:cstheme="majorBidi"/>
-          <w:b/>
-          <w:bCs/>
-          <w:color w:val="000000"/>
-          <w:kern w:val="0"/>
-          <w:sz w:val="26"/>
-          <w:szCs w:val="26"/>
-          <w:lang w:val="en"/>
-          <w14:ligatures w14:val="none"/>
+        <w:pStyle w:val="Heading2"/>
+        <w:rPr>
+          <w:lang w:val="en"/>
         </w:rPr>
       </w:pPr>
       <w:bookmarkStart w:id="7" w:name="_3aweux56txuu" w:colFirst="0" w:colLast="0"/>
       <w:bookmarkEnd w:id="7"/>
       <w:r>
         <w:rPr>
-          <w:rFonts w:ascii="Segoe UI Emoji" w:eastAsiaTheme="majorEastAsia" w:hAnsi="Segoe UI Emoji" w:cs="Segoe UI Emoji"/>
-          <w:b/>
-          <w:bCs/>
-          <w:color w:val="000000"/>
-          <w:kern w:val="0"/>
-          <w:sz w:val="26"/>
-          <w:szCs w:val="26"/>
-          <w:lang w:val="en"/>
-          <w14:ligatures w14:val="none"/>
+          <w:rFonts w:ascii="Segoe UI Emoji" w:hAnsi="Segoe UI Emoji" w:cs="Segoe UI Emoji"/>
+          <w:lang w:val="en"/>
         </w:rPr>
         <w:t>🎯</w:t>
       </w:r>
       <w:r>
         <w:rPr>
-          <w:rFonts w:asciiTheme="majorHAnsi" w:eastAsiaTheme="majorEastAsia" w:hAnsiTheme="majorHAnsi" w:cstheme="majorBidi"/>
-          <w:b/>
-          <w:bCs/>
-          <w:color w:val="000000"/>
-          <w:kern w:val="0"/>
-          <w:sz w:val="26"/>
-          <w:szCs w:val="26"/>
-          <w:lang w:val="en"/>
-          <w14:ligatures w14:val="none"/>
+          <w:lang w:val="en"/>
         </w:rPr>
         <w:t xml:space="preserve"> Summary</w:t>
       </w:r>
@@ -2803,6 +2700,7 @@
         </w:rPr>
         <w:t xml:space="preserve">: </w:t>
       </w:r>
+      <w:proofErr w:type="spellStart"/>
       <w:r>
         <w:rPr>
           <w:rFonts w:ascii="Arial" w:eastAsia="Arial" w:hAnsi="Arial" w:cs="Arial"/>
@@ -2814,7 +2712,21 @@
           <w:lang w:val="en"/>
           <w14:ligatures w14:val="none"/>
         </w:rPr>
-        <w:t>Chatgpt (GPT</w:t>
+        <w:t>Chatgpt</w:t>
+      </w:r>
+      <w:proofErr w:type="spellEnd"/>
+      <w:r>
+        <w:rPr>
+          <w:rFonts w:ascii="Arial" w:eastAsia="Arial" w:hAnsi="Arial" w:cs="Arial"/>
+          <w:b/>
+          <w:kern w:val="0"/>
+          <w:sz w:val="22"/>
+          <w:szCs w:val="22"/>
+          <w:highlight w:val="darkGray"/>
+          <w:lang w:val="en"/>
+          <w14:ligatures w14:val="none"/>
+        </w:rPr>
+        <w:t xml:space="preserve"> (GPT</w:t>
       </w:r>
       <w:r>
         <w:rPr>
@@ -2865,6 +2777,7 @@
           <w:lang w:val="en"/>
           <w14:ligatures w14:val="none"/>
         </w:rPr>
+        <w:lastRenderedPageBreak/>
         <w:drawing>
           <wp:inline distT="114300" distB="114300" distL="114300" distR="114300" wp14:anchorId="5309A14F" wp14:editId="337E3961">
             <wp:extent cx="5943600" cy="1600200"/>
@@ -4100,7 +4013,6 @@
     <w:next w:val="Normal"/>
     <w:link w:val="Heading2Char"/>
     <w:uiPriority w:val="9"/>
-    <w:semiHidden/>
     <w:unhideWhenUsed/>
     <w:qFormat/>
     <w:rsid w:val="008237AE"/>
@@ -4317,7 +4229,6 @@
     <w:basedOn w:val="DefaultParagraphFont"/>
     <w:link w:val="Heading2"/>
     <w:uiPriority w:val="9"/>
-    <w:semiHidden/>
     <w:rsid w:val="008237AE"/>
     <w:rPr>
       <w:rFonts w:asciiTheme="majorHAnsi" w:eastAsiaTheme="majorEastAsia" w:hAnsiTheme="majorHAnsi" w:cstheme="majorBidi"/>
